--- a/klagomål/A 38569-2026 FSC-klagomål.docx
+++ b/klagomål/A 38569-2026 FSC-klagomål.docx
@@ -728,7 +728,7 @@
     <w:r>
       <w:tab/>
       <w:tab/>
-      <w:t>2026-09-19</w:t>
+      <w:t>2026-09-21</w:t>
       <w:br/>
       <w:br/>
     </w:r>

--- a/klagomål/A 38569-2026 FSC-klagomål.docx
+++ b/klagomål/A 38569-2026 FSC-klagomål.docx
@@ -728,7 +728,7 @@
     <w:r>
       <w:tab/>
       <w:tab/>
-      <w:t>2026-09-21</w:t>
+      <w:t>2026-09-23</w:t>
       <w:br/>
       <w:br/>
     </w:r>

--- a/klagomål/A 38569-2026 FSC-klagomål.docx
+++ b/klagomål/A 38569-2026 FSC-klagomål.docx
@@ -728,7 +728,7 @@
     <w:r>
       <w:tab/>
       <w:tab/>
-      <w:t>2026-09-23</w:t>
+      <w:t>2026-09-24</w:t>
       <w:br/>
       <w:br/>
     </w:r>

--- a/klagomål/A 38569-2026 FSC-klagomål.docx
+++ b/klagomål/A 38569-2026 FSC-klagomål.docx
@@ -728,7 +728,7 @@
     <w:r>
       <w:tab/>
       <w:tab/>
-      <w:t>2026-09-24</w:t>
+      <w:t>2026-09-25</w:t>
       <w:br/>
       <w:br/>
     </w:r>

--- a/klagomål/A 38569-2026 FSC-klagomål.docx
+++ b/klagomål/A 38569-2026 FSC-klagomål.docx
@@ -728,7 +728,7 @@
     <w:r>
       <w:tab/>
       <w:tab/>
-      <w:t>2026-09-25</w:t>
+      <w:t>2026-09-26</w:t>
       <w:br/>
       <w:br/>
     </w:r>

--- a/klagomål/A 38569-2026 FSC-klagomål.docx
+++ b/klagomål/A 38569-2026 FSC-klagomål.docx
@@ -728,7 +728,7 @@
     <w:r>
       <w:tab/>
       <w:tab/>
-      <w:t>2026-09-26</w:t>
+      <w:t>2026-09-27</w:t>
       <w:br/>
       <w:br/>
     </w:r>

--- a/klagomål/A 38569-2026 FSC-klagomål.docx
+++ b/klagomål/A 38569-2026 FSC-klagomål.docx
@@ -728,7 +728,7 @@
     <w:r>
       <w:tab/>
       <w:tab/>
-      <w:t>2026-09-27</w:t>
+      <w:t>2026-09-28</w:t>
       <w:br/>
       <w:br/>
     </w:r>

--- a/klagomål/A 38569-2026 FSC-klagomål.docx
+++ b/klagomål/A 38569-2026 FSC-klagomål.docx
@@ -728,7 +728,7 @@
     <w:r>
       <w:tab/>
       <w:tab/>
-      <w:t>2026-09-28</w:t>
+      <w:t>2026-09-29</w:t>
       <w:br/>
       <w:br/>
     </w:r>

--- a/klagomål/A 38569-2026 FSC-klagomål.docx
+++ b/klagomål/A 38569-2026 FSC-klagomål.docx
@@ -163,7 +163,7 @@
         <w:pStyle w:val="Title"/>
       </w:pPr>
       <w:r>
-        <w:t>Inledande FSC- /PEFC-klagomål – information om höga naturvärden i avverkningsanmälan A 38569-2026 i Lindesbergs kommun</w:t>
+        <w:t>Inledande FSC- /PEFC-klagomål – information om höga naturvärden och fridlysta arter i avverkningsanmälan A 38569-2026 i Lindesbergs kommun</w:t>
       </w:r>
     </w:p>
     <w:p>
@@ -178,7 +178,7 @@
       <w:r>
         <w:drawing>
           <wp:inline xmlns:a="http://schemas.openxmlformats.org/drawingml/2006/main" xmlns:pic="http://schemas.openxmlformats.org/drawingml/2006/picture">
-            <wp:extent cx="5249951" cy="5724000"/>
+            <wp:extent cx="5474190" cy="5724000"/>
             <wp:docPr id="1" name="Picture 1"/>
             <wp:cNvGraphicFramePr>
               <a:graphicFrameLocks noChangeAspect="1"/>
@@ -199,7 +199,7 @@
                   <pic:spPr>
                     <a:xfrm>
                       <a:off x="0" y="0"/>
-                      <a:ext cx="5249951" cy="5724000"/>
+                      <a:ext cx="5474190" cy="5724000"/>
                     </a:xfrm>
                     <a:prstGeom prst="rect"/>
                   </pic:spPr>
@@ -216,12 +216,12 @@
         <w:spacing w:after="240"/>
       </w:pPr>
       <w:r>
-        <w:t>Figur 1. Fyndplatser för naturvårdsarter i avverkningsanmälan. Markörer utan svart kant är placerade på fyndplatsen. Markörer med svart kant är placerade vid sidan av fyndplatsen och har ett svart streck som visar fyndplatsens exakta position. Kartans mittpunktskoordinat är N 6639816, E 518349 i SWEREF 99 TM.</w:t>
+        <w:t>Figur 1. Fyndplatser för naturvårdsarter i och inom 4 meter från avverkningsanmälan. Markörer utan svart kant är placerade på fyndplatsen. Markörer med svart kant är placerade vid sidan av fyndplatsen och har ett svart streck som visar fyndplatsens exakta position. Kartans mittpunktskoordinat är N 6639816, E 518349 i SWEREF 99 TM.</w:t>
       </w:r>
     </w:p>
     <w:p>
       <w:r>
-        <w:t>I avverkningsanmälan finns fynd av 2 naturvårdsarter, varav 2 är typiska (T) och 2 är signalarter (S): bårdlav (S, T) och korallblylav (S, T). Se Figur 1.</w:t>
+        <w:t>I och inom 4 meter från avverkningsanmälan finns fynd av 8 naturvårdsarter, varav 2 är rödlistade, 4 är fridlysta, 7 är typiska (T) och 3 är signalarter (S): sparvuggla (NT, §4), vedtrappmossa (NT, T), bårdlav (S, T), korallblylav (S, T), tibast (S, T), spillkråka (T, §4), tjäder (T, §4) och tofsmes (T, §4). Se Figur 1.</w:t>
       </w:r>
     </w:p>
     <w:p>
@@ -244,7 +244,38 @@
     </w:p>
     <w:p>
       <w:r>
-        <w:t>Nedan följer beskrivningar av de naturvårdsarter och fridlysta arter som har sina livsmiljöer och växtplatser i den avverkningsanmälda skogen. De påträffade naturvårdsarterna är ett tydligt kvitto på att det rör sig om en skog med höga naturvärden.</w:t>
+        <w:t>Nedan följer beskrivningar av de naturvårdsarter och fridlysta arter som har sina livsmiljöer och växtplatser i den avverkningsanmälda skogen. Se även ytterligare artfakta i BILAGA 1. De påträffade naturvårdsarterna är ett tydligt kvitto på att det rör sig om en skog med höga naturvärden.</w:t>
+      </w:r>
+    </w:p>
+    <w:p>
+      <w:r>
+        <w:rPr>
+          <w:b/>
+        </w:rPr>
+        <w:t>Sparvuggla (NT, §4)</w:t>
+      </w:r>
+      <w:r>
+        <w:t xml:space="preserve"> är fridlyst enligt 4§ artskyddsförordningen och omfattas av bilaga 1 EU:s fågeldirektiv. Den har minskat med 15 (5–25) % under de senaste 15 åren och minskningstakten för den svenska populationen bedöms vara nära gränsvärdet för Sårbar (VU).  Sparvugglan häckar i naturskog samt i klassisk bondeskog och förekommer främst i större skogsområden som domineras av barrblandskog med stort inslag av asp, björk och andra lövträd. Den behöver relativt stora skogsområden och saknas helt i mindre skogar och isolerade dungar. Reviren är i storleksordningen upp till 200 hektar. Sparvugglan missgynnas av överföring av variationsrika bondeskogar till ensartade produktionsskogar. Särskilt avverkning av lövträdsrika kantzoner och igenplantering av gamla inägor (SLU Artdatabanken, 2026; Skogsstyrelsen, 2016).</w:t>
+      </w:r>
+    </w:p>
+    <w:p>
+      <w:r>
+        <w:rPr>
+          <w:b/>
+        </w:rPr>
+        <w:t xml:space="preserve">Vedtrappmossa (NT) </w:t>
+      </w:r>
+      <w:r>
+        <w:t xml:space="preserve">växer på död ved, främst i gammal granskog. Den förekommer knappast alls i fjällnära barrskogar utan finns i skogslandskapet nedom fjällen och framför allt i landets södra delar är den en mycket bra signalart för barrnaturskog med höga naturvärden. Skogsavverkning och brist på grov död ved i skogen är de allvarligaste hoten och den överlever inte kalhyggesbruk. Lokaler med sluten granskog, tillräckligt stora för att säkerställa ett kontinuerligt tillskott på grova lågor, bör undantas från storskaligt skogsbruk. Vedtrappmossa är typisk art för </w:t>
+      </w:r>
+      <w:r>
+        <w:rPr>
+          <w:i/>
+        </w:rPr>
+        <w:t>9010 Taiga</w:t>
+      </w:r>
+      <w:r>
+        <w:t xml:space="preserve"> (SLU Artdatabanken, 2024).</w:t>
       </w:r>
     </w:p>
     <w:p>
@@ -321,6 +352,104 @@
       </w:r>
       <w:r>
         <w:t xml:space="preserve"> (SLU Artdatabanken, 2024; Nitare &amp; Skogsstyrelsen, 2019).</w:t>
+      </w:r>
+    </w:p>
+    <w:p>
+      <w:r>
+        <w:rPr>
+          <w:b/>
+        </w:rPr>
+        <w:t>Tibast</w:t>
+      </w:r>
+      <w:r>
+        <w:t xml:space="preserve"> är en kalkgynnad buske som växer på mullrik, frisk eller svagt fuktig mark, exempelvis i gamla kalkgranskogar, lövträdslundar, varma källpåverkade sluttningar och exklusiva biotoper kopplade till vattendrag. Förekomster i gammal skog visar på höga naturvärden och bör alltid noteras i samband med naturvärdesinventeringar. Tibast är typisk art för </w:t>
+      </w:r>
+      <w:r>
+        <w:rPr>
+          <w:i/>
+        </w:rPr>
+        <w:t>9050 Näringsrik granskog</w:t>
+      </w:r>
+      <w:r>
+        <w:t xml:space="preserve"> och värdväxt för de två fjärilsarterna större tibastmal och brun tibastmal (CR) (SLU Artdatabanken, 2024; Nitare &amp; Skogsstyrelsen, 2019).</w:t>
+      </w:r>
+    </w:p>
+    <w:p>
+      <w:r>
+        <w:rPr>
+          <w:b/>
+        </w:rPr>
+        <w:t>Spillkråka (§4)</w:t>
+      </w:r>
+      <w:r>
+        <w:t xml:space="preserve"> omfattas av bilaga 1 i EU:s fågeldirektiv och är typisk art för </w:t>
+      </w:r>
+      <w:r>
+        <w:rPr>
+          <w:i/>
+        </w:rPr>
+        <w:t xml:space="preserve">9010 Taiga </w:t>
+      </w:r>
+      <w:r>
+        <w:t>och</w:t>
+      </w:r>
+      <w:r>
+        <w:rPr>
+          <w:i/>
+        </w:rPr>
+        <w:t xml:space="preserve"> 9740 Skogsbevuxen myr</w:t>
+      </w:r>
+      <w:r>
+        <w:t>. Den behöver grova träd, främst tall, asp och bok som boträd. Skogsbruk med korta omloppstider och täta, homogena ungskogar utgör det största hotet. Spillkråka är en nyckelart i skogliga miljöer vars övergivna bohål utnyttjas av flera andra hålhäckande fågelarter och fladdermöss, däribland pärluggla (EN, §4), knipa (§4), salskrake (§4) och skogsduva (§4). Hökuggla (VU, §4) och slaguggla (§4) häckar ofta i högstubbar som brutits av i höjd med ett gammalt spillkråkebo (SLU Artdatabanken, 2026; Skogsstyrelsen, 2016).</w:t>
+      </w:r>
+    </w:p>
+    <w:p>
+      <w:r>
+        <w:rPr>
+          <w:b/>
+        </w:rPr>
+        <w:t>Tjäder (§4)</w:t>
+      </w:r>
+      <w:r>
+        <w:t xml:space="preserve"> omfattas av bilaga 1 och 2 EU:s fågeldirektiv och är typisk art för </w:t>
+      </w:r>
+      <w:r>
+        <w:rPr>
+          <w:i/>
+        </w:rPr>
+        <w:t xml:space="preserve">9010 Taiga </w:t>
+      </w:r>
+      <w:r>
+        <w:t xml:space="preserve">och </w:t>
+      </w:r>
+      <w:r>
+        <w:rPr>
+          <w:i/>
+        </w:rPr>
+        <w:t>9740 Skogsbevuxen myr</w:t>
+      </w:r>
+      <w:r>
+        <w:t>. Tjädern är en utpräglad skogsfågel knuten till större sammanhängande barrskogsområden. Tupparna och hönorna utnyttjar till viss del olika miljöer, och habitatvalet varierar dessutom mellan olika delar av året. För att det ska finnas livskraftiga tjäderbestånd krävs funktionella skogslandskap med en blandning av uppvuxen, gles och luckig skog, täta sumpskogar, myrar och andra små våtmarker. Arten försvinner när skogen fragmenteras och den sammanlagda arealen hyggen och andra öppna områden blir för stor. Ett småskaligt och försiktigt virkesuttag genom hyggesfria metoder kan i vissa fall vara möjligt i området inom 200 m från lekcentrum. Längre ut från lekcentrum, inom 200–500 m bör den avverkade ytan inte överskrida 1 hektar för att undvika alltför stora och snabba förändringar (Skogsstyrelsen, 2019; SLU Artdatabanken, 2024).</w:t>
+      </w:r>
+    </w:p>
+    <w:p>
+      <w:r>
+        <w:rPr>
+          <w:b/>
+        </w:rPr>
+        <w:t>Tofsmes (§4)</w:t>
+      </w:r>
+      <w:r>
+        <w:t xml:space="preserve"> häckar i barr- och blandskog, främst i tallskog. Tofsmes är typisk art för </w:t>
+      </w:r>
+      <w:r>
+        <w:rPr>
+          <w:i/>
+        </w:rPr>
+        <w:t xml:space="preserve">9010 Taiga </w:t>
+      </w:r>
+      <w:r>
+        <w:t>(SLU Artdatabanken, 2025).</w:t>
       </w:r>
     </w:p>
     <w:p>
@@ -375,6 +504,22 @@
       <w:r>
         <w:t>I den avverkningsanmälda skogen har fridlysta arter sina livsmiljöer och växtplatser. Att skada de fridlysta arternas livsmiljöer, växtplatser eller ekologiska funktion är inte tillåtet enligt artskyddsförordningen.</w:t>
       </w:r>
+      <w:r>
+        <w:rPr>
+          <w:i/>
+        </w:rPr>
+        <w:t xml:space="preserve"> EU:s medlemsländer och skogsbolag är skyldiga att agera i enlighet med EU:s fågeldirektiv där det uttryckligen står att direktivet gäller för fåglar samt för deras ägg, bon och </w:t>
+      </w:r>
+      <w:r>
+        <w:rPr>
+          <w:b/>
+          <w:i/>
+        </w:rPr>
+        <w:t xml:space="preserve">livsmiljöer </w:t>
+      </w:r>
+      <w:r>
+        <w:t>(artikel 1). Vidare att de åtgärder som vidtas inte får leda till en försämring av den nuvarande situationen beträffande bevarandet av de fågelarter som avses i artikel 1 (artikel 13).</w:t>
+      </w:r>
     </w:p>
     <w:p>
       <w:r>
@@ -413,7 +558,7 @@
         <w:rPr>
           <w:i/>
         </w:rPr>
-        <w:t>I det avverkningsanmälda skogsområdet har 2 naturvårdsarter varav 0 rödlistade arter sina livsmiljöer och växtplatser.</w:t>
+        <w:t>I det avverkningsanmälda skogsområdet har 8 naturvårdsarter varav 2 rödlistade arter sina livsmiljöer och växtplatser.</w:t>
       </w:r>
     </w:p>
     <w:p>
@@ -598,6 +743,211 @@
           <w:i/>
         </w:rPr>
         <w:t>I den avverkningsanmälda skogen har fridlysta arter sina livsmiljöer och växtplatser. Att skada de fridlysta arternas livsmiljöer, växtplatser eller ekologiska funktion är inte tillåtet enligt artskyddsförordningen</w:t>
+      </w:r>
+    </w:p>
+    <w:p>
+      <w:r>
+        <w:br w:type="page"/>
+      </w:r>
+    </w:p>
+    <w:p>
+      <w:pPr>
+        <w:pStyle w:val="Title"/>
+      </w:pPr>
+      <w:r>
+        <w:t>BILAGA 1 – Fridlysta arter</w:t>
+      </w:r>
+    </w:p>
+    <w:p>
+      <w:pPr>
+        <w:pStyle w:val="Heading1"/>
+      </w:pPr>
+      <w:r>
+        <w:t>Sparvuggla – ekologi samt krav på livsmiljön</w:t>
+      </w:r>
+    </w:p>
+    <w:p>
+      <w:r>
+        <w:t>Sparvuggla (NT, §4) är fridlyst enligt 4§ artskyddsförordningen och omfattas av bilaga 1 EU:s fågeldirektiv. Den har minskat med 15 (5–25) % under de senaste 15 åren och minskningstakten för den svenska populationen bedöms vara nära gränsvärdet för Sårbar (VU) (SLU Artdatabanken 2026).</w:t>
+      </w:r>
+    </w:p>
+    <w:p>
+      <w:r>
+        <w:t>Sparvugglan häckar i naturskog samt i klassisk bondeskog och förekommer främst i större skogsområden som domineras av barrblandskog med stort inslag av asp, björk och andra lövträd. Den behöver relativt stora skogsområden och saknas helt i mindre skogar och isolerade dungar. Reviren är i storleksordningen upp till 200 hektar. Sparvugglan missgynnas av överföring av variationsrika bondeskogar till ensartade produktionsskogar – särskilt avverkning av lövträdsrika kantzoner och igenplantering av gamla inägor (Skogsstyrelsen, 2016).</w:t>
+      </w:r>
+    </w:p>
+    <w:p>
+      <w:pPr>
+        <w:pStyle w:val="Heading2"/>
+      </w:pPr>
+      <w:r>
+        <w:t>Referenser – sparvuggla</w:t>
+      </w:r>
+    </w:p>
+    <w:p>
+      <w:r>
+        <w:t xml:space="preserve">Skogsstyrelsen, 2016. </w:t>
+      </w:r>
+      <w:r>
+        <w:rPr>
+          <w:i/>
+        </w:rPr>
+        <w:t>Vägledning för hänsyn till sparvuggla.</w:t>
+      </w:r>
+    </w:p>
+    <w:p>
+      <w:r>
+        <w:t xml:space="preserve">SLU Artdatabanken, 2026. </w:t>
+      </w:r>
+      <w:r>
+        <w:rPr>
+          <w:i/>
+        </w:rPr>
+        <w:t xml:space="preserve">Artfaktablad. Naturvård – artfakta. </w:t>
+      </w:r>
+      <w:r>
+        <w:t>SLU Artdatabanken, Uppsala.</w:t>
+      </w:r>
+    </w:p>
+    <w:p>
+      <w:pPr>
+        <w:pStyle w:val="Heading1"/>
+      </w:pPr>
+      <w:r>
+        <w:t>Spillkråka – ekologi samt krav på livsmiljön</w:t>
+      </w:r>
+    </w:p>
+    <w:p>
+      <w:r>
+        <w:t xml:space="preserve">Spillkråka (§4) ingår i bilaga 1 EU:s fågeldirektiv och är typisk art för </w:t>
+      </w:r>
+      <w:r>
+        <w:rPr>
+          <w:i/>
+        </w:rPr>
+        <w:t xml:space="preserve">9010 Taiga </w:t>
+      </w:r>
+      <w:r>
+        <w:t>och</w:t>
+      </w:r>
+      <w:r>
+        <w:rPr>
+          <w:i/>
+        </w:rPr>
+        <w:t xml:space="preserve"> 9740 Skogsbevuxen myr</w:t>
+      </w:r>
+      <w:r>
+        <w:t>. Den lever i både barr- och blandskog liksom i ren lövskog. De tätaste populationerna tenderar att finnas i äldre, variationsrik blandskog med gott om död ved och gamla träd. Varje par utnyttjar 400–1000 hektar skog beroende på skogens kvalitet. Skogsbruk med korta omloppstider och täta, homogena ungskogar utgör det största hotet (SLU Artdatabanken, 2026).</w:t>
+      </w:r>
+    </w:p>
+    <w:p>
+      <w:r>
+        <w:t>Spillkråka är en nyckelart i skogliga miljöer vars övergivna bohål utnyttjas av flera andra hålhäckande fågelarter och fladdermöss, däribland pärluggla (EN, §4), knipa (§4), salskrake (§4) och skogsduva (§4). Hökuggla (VU, §4) och slaguggla (§4) häckar ofta i högstubbar som brutits av i höjd med ett gammalt spillkråkebo (Skogsstyrelsen, 2016).</w:t>
+      </w:r>
+    </w:p>
+    <w:p>
+      <w:pPr>
+        <w:pStyle w:val="Heading2"/>
+      </w:pPr>
+      <w:r>
+        <w:t>Referenser – spillkråka</w:t>
+      </w:r>
+    </w:p>
+    <w:p>
+      <w:r>
+        <w:t xml:space="preserve">Skogsstyrelsen, 2016. </w:t>
+      </w:r>
+      <w:r>
+        <w:rPr>
+          <w:i/>
+        </w:rPr>
+        <w:t xml:space="preserve">Vägledning för hänsyn till spillkråka. </w:t>
+      </w:r>
+      <w:r>
+        <w:t>Vägledningar och kunskapsstöd artskydd – Skogsstyrelsen.</w:t>
+      </w:r>
+    </w:p>
+    <w:p>
+      <w:r>
+        <w:t xml:space="preserve">SLU Artdatabanken, 2026. </w:t>
+      </w:r>
+      <w:r>
+        <w:rPr>
+          <w:i/>
+        </w:rPr>
+        <w:t xml:space="preserve">Artfaktablad. Naturvård – artfakta. </w:t>
+      </w:r>
+      <w:r>
+        <w:t>SLU Artdatabanken, Uppsala.</w:t>
+      </w:r>
+    </w:p>
+    <w:p>
+      <w:pPr>
+        <w:pStyle w:val="Heading1"/>
+      </w:pPr>
+      <w:r>
+        <w:t>Tjäder – ekologi samt krav på livsmiljön</w:t>
+      </w:r>
+    </w:p>
+    <w:p>
+      <w:r>
+        <w:t xml:space="preserve">Tjäder (§4) omfattas av bilaga 1 och 2 EU:s fågeldirektiv och är typisk art för </w:t>
+      </w:r>
+      <w:r>
+        <w:rPr>
+          <w:i/>
+        </w:rPr>
+        <w:t xml:space="preserve">9010 Taiga </w:t>
+      </w:r>
+      <w:r>
+        <w:t xml:space="preserve">och </w:t>
+      </w:r>
+      <w:r>
+        <w:rPr>
+          <w:i/>
+        </w:rPr>
+        <w:t>9740 Skogsbevuxen myr</w:t>
+      </w:r>
+      <w:r>
+        <w:t>. Tjädern är en utpräglad skogsfågel knuten till större sammanhängande barrskogsområden. Tupparna och hönorna utnyttjar till viss del olika miljöer, och habitatvalet varierar dessutom mellan olika delar av året. För att det ska finnas livskraftiga tjäderbestånd krävs funktionella skogslandskap med en blandning av uppvuxen, gles och luckig skog, täta sumpskogar, myrar och andra små våtmarker (Skogsstyrelsen, 2019; SLU Artdatabanken 2024).</w:t>
+      </w:r>
+    </w:p>
+    <w:p>
+      <w:r>
+        <w:t>Arten försvinner när skogen fragmenteras och den sammanlagda arealen hyggen och andra öppna områden blir för stor. Ett småskaligt och försiktigt virkesuttag genom hyggesfria metoder kan i vissa fall vara möjligt i området inom 200 m från lekcentrum. Längre ut från lekcentrum, inom 200–500 m bör den avverkade ytan inte överskrida 1 hektar för att undvika alltför stora och snabba förändringar (Skogsstyrelsen, 2019).</w:t>
+      </w:r>
+    </w:p>
+    <w:p>
+      <w:pPr>
+        <w:pStyle w:val="Heading2"/>
+      </w:pPr>
+      <w:r>
+        <w:t>Referenser – tjäder</w:t>
+      </w:r>
+    </w:p>
+    <w:p>
+      <w:r>
+        <w:t xml:space="preserve">Skogsstyrelsen, 2019. </w:t>
+      </w:r>
+      <w:r>
+        <w:rPr>
+          <w:i/>
+        </w:rPr>
+        <w:t>Vägledning för hänsyn till fåglar – tjäder.</w:t>
+      </w:r>
+    </w:p>
+    <w:p>
+      <w:r>
+        <w:t xml:space="preserve">SLU Artdatabanken, 2024. </w:t>
+      </w:r>
+      <w:r>
+        <w:rPr>
+          <w:i/>
+        </w:rPr>
+        <w:t xml:space="preserve">Artfaktablad. Naturvård – artfakta. </w:t>
+      </w:r>
+      <w:r>
+        <w:t>SLU Artdatabanken, Uppsala</w:t>
       </w:r>
     </w:p>
     <w:sectPr>
@@ -728,7 +1078,7 @@
     <w:r>
       <w:tab/>
       <w:tab/>
-      <w:t>2026-09-29</w:t>
+      <w:t>2026-09-30</w:t>
       <w:br/>
       <w:br/>
     </w:r>

--- a/klagomål/A 38569-2026 FSC-klagomål.docx
+++ b/klagomål/A 38569-2026 FSC-klagomål.docx
@@ -1078,7 +1078,7 @@
     <w:r>
       <w:tab/>
       <w:tab/>
-      <w:t>2026-09-30</w:t>
+      <w:t>2026-10-01</w:t>
       <w:br/>
       <w:br/>
     </w:r>

--- a/klagomål/A 38569-2026 FSC-klagomål.docx
+++ b/klagomål/A 38569-2026 FSC-klagomål.docx
@@ -1078,7 +1078,7 @@
     <w:r>
       <w:tab/>
       <w:tab/>
-      <w:t>2026-10-01</w:t>
+      <w:t>2026-10-02</w:t>
       <w:br/>
       <w:br/>
     </w:r>

--- a/klagomål/A 38569-2026 FSC-klagomål.docx
+++ b/klagomål/A 38569-2026 FSC-klagomål.docx
@@ -1078,7 +1078,7 @@
     <w:r>
       <w:tab/>
       <w:tab/>
-      <w:t>2026-10-02</w:t>
+      <w:t>2026-10-03</w:t>
       <w:br/>
       <w:br/>
     </w:r>

--- a/klagomål/A 38569-2026 FSC-klagomål.docx
+++ b/klagomål/A 38569-2026 FSC-klagomål.docx
@@ -1078,7 +1078,7 @@
     <w:r>
       <w:tab/>
       <w:tab/>
-      <w:t>2026-10-03</w:t>
+      <w:t>2026-10-04</w:t>
       <w:br/>
       <w:br/>
     </w:r>

--- a/klagomål/A 38569-2026 FSC-klagomål.docx
+++ b/klagomål/A 38569-2026 FSC-klagomål.docx
@@ -1078,7 +1078,7 @@
     <w:r>
       <w:tab/>
       <w:tab/>
-      <w:t>2026-10-04</w:t>
+      <w:t>2026-10-05</w:t>
       <w:br/>
       <w:br/>
     </w:r>

--- a/klagomål/A 38569-2026 FSC-klagomål.docx
+++ b/klagomål/A 38569-2026 FSC-klagomål.docx
@@ -1078,7 +1078,7 @@
     <w:r>
       <w:tab/>
       <w:tab/>
-      <w:t>2026-10-05</w:t>
+      <w:t>2026-10-06</w:t>
       <w:br/>
       <w:br/>
     </w:r>

--- a/klagomål/A 38569-2026 FSC-klagomål.docx
+++ b/klagomål/A 38569-2026 FSC-klagomål.docx
@@ -1078,7 +1078,7 @@
     <w:r>
       <w:tab/>
       <w:tab/>
-      <w:t>2026-10-06</w:t>
+      <w:t>2026-10-07</w:t>
       <w:br/>
       <w:br/>
     </w:r>

--- a/klagomål/A 38569-2026 FSC-klagomål.docx
+++ b/klagomål/A 38569-2026 FSC-klagomål.docx
@@ -1078,7 +1078,7 @@
     <w:r>
       <w:tab/>
       <w:tab/>
-      <w:t>2026-10-07</w:t>
+      <w:t>2026-10-08</w:t>
       <w:br/>
       <w:br/>
     </w:r>

--- a/klagomål/A 38569-2026 FSC-klagomål.docx
+++ b/klagomål/A 38569-2026 FSC-klagomål.docx
@@ -1078,7 +1078,7 @@
     <w:r>
       <w:tab/>
       <w:tab/>
-      <w:t>2026-10-08</w:t>
+      <w:t>2026-10-09</w:t>
       <w:br/>
       <w:br/>
     </w:r>

--- a/klagomål/A 38569-2026 FSC-klagomål.docx
+++ b/klagomål/A 38569-2026 FSC-klagomål.docx
@@ -1078,7 +1078,7 @@
     <w:r>
       <w:tab/>
       <w:tab/>
-      <w:t>2026-10-09</w:t>
+      <w:t>2026-10-10</w:t>
       <w:br/>
       <w:br/>
     </w:r>

--- a/klagomål/A 38569-2026 FSC-klagomål.docx
+++ b/klagomål/A 38569-2026 FSC-klagomål.docx
@@ -1078,7 +1078,7 @@
     <w:r>
       <w:tab/>
       <w:tab/>
-      <w:t>2026-10-10</w:t>
+      <w:t>2026-10-11</w:t>
       <w:br/>
       <w:br/>
     </w:r>

--- a/klagomål/A 38569-2026 FSC-klagomål.docx
+++ b/klagomål/A 38569-2026 FSC-klagomål.docx
@@ -1078,7 +1078,7 @@
     <w:r>
       <w:tab/>
       <w:tab/>
-      <w:t>2026-10-11</w:t>
+      <w:t>2026-10-12</w:t>
       <w:br/>
       <w:br/>
     </w:r>

--- a/klagomål/A 38569-2026 FSC-klagomål.docx
+++ b/klagomål/A 38569-2026 FSC-klagomål.docx
@@ -1078,7 +1078,7 @@
     <w:r>
       <w:tab/>
       <w:tab/>
-      <w:t>2026-10-12</w:t>
+      <w:t>2026-10-13</w:t>
       <w:br/>
       <w:br/>
     </w:r>

--- a/klagomål/A 38569-2026 FSC-klagomål.docx
+++ b/klagomål/A 38569-2026 FSC-klagomål.docx
@@ -1078,7 +1078,7 @@
     <w:r>
       <w:tab/>
       <w:tab/>
-      <w:t>2026-10-13</w:t>
+      <w:t>2026-10-14</w:t>
       <w:br/>
       <w:br/>
     </w:r>

--- a/klagomål/A 38569-2026 FSC-klagomål.docx
+++ b/klagomål/A 38569-2026 FSC-klagomål.docx
@@ -1078,7 +1078,7 @@
     <w:r>
       <w:tab/>
       <w:tab/>
-      <w:t>2026-10-14</w:t>
+      <w:t>2026-10-15</w:t>
       <w:br/>
       <w:br/>
     </w:r>

--- a/klagomål/A 38569-2026 FSC-klagomål.docx
+++ b/klagomål/A 38569-2026 FSC-klagomål.docx
@@ -1078,7 +1078,7 @@
     <w:r>
       <w:tab/>
       <w:tab/>
-      <w:t>2026-10-15</w:t>
+      <w:t>2026-10-16</w:t>
       <w:br/>
       <w:br/>
     </w:r>

--- a/klagomål/A 38569-2026 FSC-klagomål.docx
+++ b/klagomål/A 38569-2026 FSC-klagomål.docx
@@ -1078,7 +1078,7 @@
     <w:r>
       <w:tab/>
       <w:tab/>
-      <w:t>2026-10-16</w:t>
+      <w:t>2026-10-17</w:t>
       <w:br/>
       <w:br/>
     </w:r>

--- a/klagomål/A 38569-2026 FSC-klagomål.docx
+++ b/klagomål/A 38569-2026 FSC-klagomål.docx
@@ -1078,7 +1078,7 @@
     <w:r>
       <w:tab/>
       <w:tab/>
-      <w:t>2026-10-17</w:t>
+      <w:t>2026-10-18</w:t>
       <w:br/>
       <w:br/>
     </w:r>

--- a/klagomål/A 38569-2026 FSC-klagomål.docx
+++ b/klagomål/A 38569-2026 FSC-klagomål.docx
@@ -1078,7 +1078,7 @@
     <w:r>
       <w:tab/>
       <w:tab/>
-      <w:t>2026-10-18</w:t>
+      <w:t>2026-10-19</w:t>
       <w:br/>
       <w:br/>
     </w:r>

--- a/klagomål/A 38569-2026 FSC-klagomål.docx
+++ b/klagomål/A 38569-2026 FSC-klagomål.docx
@@ -1078,7 +1078,7 @@
     <w:r>
       <w:tab/>
       <w:tab/>
-      <w:t>2026-10-19</w:t>
+      <w:t>2026-10-20</w:t>
       <w:br/>
       <w:br/>
     </w:r>

--- a/klagomål/A 38569-2026 FSC-klagomål.docx
+++ b/klagomål/A 38569-2026 FSC-klagomål.docx
@@ -1078,7 +1078,7 @@
     <w:r>
       <w:tab/>
       <w:tab/>
-      <w:t>2026-10-20</w:t>
+      <w:t>2026-10-21</w:t>
       <w:br/>
       <w:br/>
     </w:r>

--- a/klagomål/A 38569-2026 FSC-klagomål.docx
+++ b/klagomål/A 38569-2026 FSC-klagomål.docx
@@ -1078,7 +1078,7 @@
     <w:r>
       <w:tab/>
       <w:tab/>
-      <w:t>2026-10-21</w:t>
+      <w:t>2026-10-22</w:t>
       <w:br/>
       <w:br/>
     </w:r>

--- a/klagomål/A 38569-2026 FSC-klagomål.docx
+++ b/klagomål/A 38569-2026 FSC-klagomål.docx
@@ -1078,7 +1078,7 @@
     <w:r>
       <w:tab/>
       <w:tab/>
-      <w:t>2026-10-22</w:t>
+      <w:t>2026-10-23</w:t>
       <w:br/>
       <w:br/>
     </w:r>

--- a/klagomål/A 38569-2026 FSC-klagomål.docx
+++ b/klagomål/A 38569-2026 FSC-klagomål.docx
@@ -1078,7 +1078,7 @@
     <w:r>
       <w:tab/>
       <w:tab/>
-      <w:t>2026-10-23</w:t>
+      <w:t>2026-10-24</w:t>
       <w:br/>
       <w:br/>
     </w:r>

--- a/klagomål/A 38569-2026 FSC-klagomål.docx
+++ b/klagomål/A 38569-2026 FSC-klagomål.docx
@@ -1078,7 +1078,7 @@
     <w:r>
       <w:tab/>
       <w:tab/>
-      <w:t>2026-10-24</w:t>
+      <w:t>2026-10-25</w:t>
       <w:br/>
       <w:br/>
     </w:r>

--- a/klagomål/A 38569-2026 FSC-klagomål.docx
+++ b/klagomål/A 38569-2026 FSC-klagomål.docx
@@ -1078,7 +1078,7 @@
     <w:r>
       <w:tab/>
       <w:tab/>
-      <w:t>2026-10-25</w:t>
+      <w:t>2026-10-26</w:t>
       <w:br/>
       <w:br/>
     </w:r>

--- a/klagomål/A 38569-2026 FSC-klagomål.docx
+++ b/klagomål/A 38569-2026 FSC-klagomål.docx
@@ -1078,7 +1078,7 @@
     <w:r>
       <w:tab/>
       <w:tab/>
-      <w:t>2026-10-26</w:t>
+      <w:t>2026-10-27</w:t>
       <w:br/>
       <w:br/>
     </w:r>

--- a/klagomål/A 38569-2026 FSC-klagomål.docx
+++ b/klagomål/A 38569-2026 FSC-klagomål.docx
@@ -1078,7 +1078,7 @@
     <w:r>
       <w:tab/>
       <w:tab/>
-      <w:t>2026-10-27</w:t>
+      <w:t>2026-10-28</w:t>
       <w:br/>
       <w:br/>
     </w:r>

--- a/klagomål/A 38569-2026 FSC-klagomål.docx
+++ b/klagomål/A 38569-2026 FSC-klagomål.docx
@@ -1078,7 +1078,7 @@
     <w:r>
       <w:tab/>
       <w:tab/>
-      <w:t>2026-10-28</w:t>
+      <w:t>2026-10-29</w:t>
       <w:br/>
       <w:br/>
     </w:r>

--- a/klagomål/A 38569-2026 FSC-klagomål.docx
+++ b/klagomål/A 38569-2026 FSC-klagomål.docx
@@ -1078,7 +1078,7 @@
     <w:r>
       <w:tab/>
       <w:tab/>
-      <w:t>2026-10-29</w:t>
+      <w:t>2026-10-31</w:t>
       <w:br/>
       <w:br/>
     </w:r>
